--- a/01-精益工具知识库/02-核心工具/05-全面生产维护TPM.docx
+++ b/01-精益工具知识库/02-核心工具/05-全面生产维护TPM.docx
@@ -254,7 +254,7 @@
           <w:i w:val="0"/>
           <w:sz w:val="22"/>
         </w:rPr>
-        <w:t>在紧固件制造中，冷镦机、搓丝机、网带炉、电镀线等关键设备的稳定运行直接决定产品质量和交货能力。TPM是确保这些设备高效运行的核心管理工具。</w:t>
+        <w:t>在制造中，机加工设备、精加工设备、热处理炉、表面处理线等关键设备的稳定运行直接决定产品质量和交货能力。TPM是确保这些设备高效运行的核心管理工具。</w:t>
       </w:r>
     </w:p>
     <w:p>
@@ -2055,7 +2055,7 @@
           <w:i w:val="0"/>
           <w:sz w:val="32"/>
         </w:rPr>
-        <w:t>冷镦机/搓丝机/网带炉的TPM实施</w:t>
+        <w:t>机加工设备/精加工设备/热处理炉的TPM实施</w:t>
       </w:r>
     </w:p>
     <w:p>
@@ -2069,7 +2069,7 @@
           <w:i w:val="0"/>
           <w:sz w:val="26"/>
         </w:rPr>
-        <w:t>冷镦机TPM</w:t>
+        <w:t>机加工设备TPM</w:t>
       </w:r>
     </w:p>
     <w:p>
@@ -2579,7 +2579,9 @@
             <w:shd w:fill="EDF2F9" w:val="clear"/>
           </w:tcPr>
           <w:p>
-            <w:r/>
+            <w:r>
+              <w:t>产品</w:t>
+            </w:r>
             <w:r>
               <w:rPr>
                 <w:rFonts w:ascii="SimSun" w:hAnsi="SimSun"/>
@@ -2587,7 +2589,6 @@
                 <w:i w:val="0"/>
                 <w:sz w:val="20"/>
               </w:rPr>
-              <w:t>紧固件</w:t>
             </w:r>
           </w:p>
         </w:tc>
@@ -2808,7 +2809,7 @@
           <w:i w:val="0"/>
           <w:sz w:val="26"/>
         </w:rPr>
-        <w:t>搓丝机TPM</w:t>
+        <w:t>精加工设备TPM</w:t>
       </w:r>
     </w:p>
     <w:p>
@@ -2959,7 +2960,9 @@
             <w:tcW w:type="dxa" w:w="2075"/>
           </w:tcPr>
           <w:p>
-            <w:r/>
+            <w:r>
+              <w:t>加工刀具磨损</w:t>
+            </w:r>
             <w:r>
               <w:rPr>
                 <w:rFonts w:ascii="SimSun" w:hAnsi="SimSun"/>
@@ -2967,7 +2970,6 @@
                 <w:i w:val="0"/>
                 <w:sz w:val="20"/>
               </w:rPr>
-              <w:t>搓丝板磨损</w:t>
             </w:r>
           </w:p>
         </w:tc>
@@ -3018,7 +3020,7 @@
                 <w:i w:val="0"/>
                 <w:sz w:val="20"/>
               </w:rPr>
-              <w:t>螺纹牙型完整</w:t>
+              <w:t>轮廓完整</w:t>
             </w:r>
           </w:p>
         </w:tc>
@@ -3361,7 +3363,7 @@
           <w:i w:val="0"/>
           <w:sz w:val="22"/>
         </w:rPr>
-        <w:t>每月：检查搓丝板寿命、更换送料轮</w:t>
+        <w:t>每月：检查加工刀具寿命、更换送料轮</w:t>
       </w:r>
     </w:p>
     <w:p>
@@ -3389,7 +3391,7 @@
           <w:i w:val="0"/>
           <w:sz w:val="26"/>
         </w:rPr>
-        <w:t>网带炉TPM</w:t>
+        <w:t>热处理炉TPM</w:t>
       </w:r>
     </w:p>
     <w:p>
@@ -4855,7 +4857,7 @@
           <w:i w:val="0"/>
           <w:sz w:val="32"/>
         </w:rPr>
-        <w:t>紧固件行业具体应用案例</w:t>
+        <w:t>制造业具体应用案例</w:t>
       </w:r>
     </w:p>
     <w:p>
@@ -4869,7 +4871,7 @@
           <w:i w:val="0"/>
           <w:sz w:val="26"/>
         </w:rPr>
-        <w:t>案例：冷镦车间OEE提升</w:t>
+        <w:t>案例：机加工车间OEE提升</w:t>
       </w:r>
     </w:p>
     <w:p>
@@ -4883,7 +4885,7 @@
           <w:i w:val="0"/>
           <w:sz w:val="22"/>
         </w:rPr>
-        <w:t>背景</w:t>
+        <w:t>背景：某制造工厂机加工车间12台机加工设备，平均OEE仅为55%，远低于行业平均水平。设备故障频繁，换型时间长，质量波动大。</w:t>
       </w:r>
       <w:r>
         <w:rPr>
@@ -4892,7 +4894,6 @@
           <w:i w:val="0"/>
           <w:sz w:val="22"/>
         </w:rPr>
-        <w:t>：某紧固件工厂冷镦车间12台冷镦机，平均OEE仅为55%，远低于行业平均水平。设备故障频繁，换型时间长，质量波动大。</w:t>
       </w:r>
     </w:p>
     <w:p>
